--- a/resume.docx
+++ b/resume.docx
@@ -368,7 +368,7 @@
         </w:sectPr>
       </w:pPr>
       <w:r>
-        <w:t>Co-Founder, CTO</w:t>
+        <w:t>CTO</w:t>
       </w:r>
       <w:r>
         <w:br w:type="column"/>
@@ -391,13 +391,13 @@
         <w:rPr>
           <w:b/>
         </w:rPr>
-        <w:t xml:space="preserve"> (Student-led </w:t>
-      </w:r>
-      <w:r>
-        <w:rPr>
-          <w:b/>
-        </w:rPr>
-        <w:t xml:space="preserve">startup)  </w:t>
+        <w:t xml:space="preserve">                                  </w:t>
+      </w:r>
+      <w:r>
+        <w:rPr>
+          <w:b/>
+        </w:rPr>
+        <w:t xml:space="preserve">  </w:t>
       </w:r>
       <w:r>
         <w:rPr>
@@ -421,10 +421,16 @@
         <w:rPr>
           <w:bCs/>
         </w:rPr>
-        <w:t>April</w:t>
-      </w:r>
-      <w:r>
-        <w:t xml:space="preserve"> 2022 </w:t>
+        <w:t>January</w:t>
+      </w:r>
+      <w:r>
+        <w:t xml:space="preserve"> 202</w:t>
+      </w:r>
+      <w:r>
+        <w:t>3</w:t>
+      </w:r>
+      <w:r>
+        <w:t xml:space="preserve"> </w:t>
       </w:r>
       <w:r>
         <w:t>–</w:t>
@@ -5162,6 +5168,7 @@
   <w:style w:type="character" w:default="1" w:styleId="DefaultParagraphFont">
     <w:name w:val="Default Paragraph Font"/>
     <w:uiPriority w:val="1"/>
+    <w:semiHidden/>
     <w:unhideWhenUsed/>
   </w:style>
   <w:style w:type="table" w:default="1" w:styleId="TableNormal">

--- a/resume.docx
+++ b/resume.docx
@@ -1184,25 +1184,16 @@
         <w:t>)</w:t>
       </w:r>
       <w:r>
-        <w:t>.</w:t>
-      </w:r>
-    </w:p>
-    <w:p>
-      <w:pPr>
-        <w:pStyle w:val="ListParagraph"/>
-        <w:numPr>
-          <w:ilvl w:val="0"/>
-          <w:numId w:val="2"/>
-        </w:numPr>
-        <w:tabs>
-          <w:tab w:val="left" w:pos="840"/>
-          <w:tab w:val="left" w:pos="841"/>
-        </w:tabs>
-        <w:spacing w:line="249" w:lineRule="auto"/>
-        <w:ind w:left="851" w:right="1064"/>
-      </w:pPr>
-      <w:r>
-        <w:t>Reviewed a paper for the Cyber Security and Applications Journal (Elsevier). (</w:t>
+        <w:t>,</w:t>
+      </w:r>
+      <w:r>
+        <w:t xml:space="preserve"> a paper for the Cyber Security and Applications Journal (Elsevier)</w:t>
+      </w:r>
+      <w:r>
+        <w:t>,</w:t>
+      </w:r>
+      <w:r>
+        <w:t xml:space="preserve"> (</w:t>
       </w:r>
       <w:hyperlink r:id="rId28" w:history="1">
         <w:r>
@@ -1215,23 +1206,11 @@
       <w:r>
         <w:t>)</w:t>
       </w:r>
-    </w:p>
-    <w:p>
-      <w:pPr>
-        <w:pStyle w:val="ListParagraph"/>
-        <w:numPr>
-          <w:ilvl w:val="0"/>
-          <w:numId w:val="2"/>
-        </w:numPr>
-        <w:tabs>
-          <w:tab w:val="left" w:pos="840"/>
-          <w:tab w:val="left" w:pos="841"/>
-        </w:tabs>
-        <w:spacing w:line="249" w:lineRule="auto"/>
-        <w:ind w:left="851" w:right="1064"/>
-      </w:pPr>
-      <w:r>
-        <w:t>Reviewed 2 papers for Telecommunication Systems (Springer Nature). (</w:t>
+      <w:r>
+        <w:t xml:space="preserve">, </w:t>
+      </w:r>
+      <w:r>
+        <w:t>2 papers for Telecommunication Systems (Springer Nature) (</w:t>
       </w:r>
       <w:hyperlink r:id="rId29" w:history="1">
         <w:r>
@@ -1244,6 +1223,9 @@
       <w:r>
         <w:t>)</w:t>
       </w:r>
+      <w:r>
+        <w:t xml:space="preserve">, 2 papers for IEEE Access, one paper for Springer Nature Computer Science. </w:t>
+      </w:r>
     </w:p>
     <w:p>
       <w:pPr>
@@ -1277,19 +1259,14 @@
       <w:r>
         <w:t xml:space="preserve">, </w:t>
       </w:r>
-      <w:r>
-        <w:t>HexaFalls 1.0 organized by JIS University.</w:t>
-      </w:r>
-    </w:p>
-    <w:p>
-      <w:pPr>
-        <w:tabs>
-          <w:tab w:val="left" w:pos="840"/>
-          <w:tab w:val="left" w:pos="841"/>
-        </w:tabs>
-        <w:spacing w:line="249" w:lineRule="auto"/>
-        <w:ind w:right="1064"/>
-      </w:pPr>
+      <w:proofErr w:type="spellStart"/>
+      <w:r>
+        <w:t>HexaFalls</w:t>
+      </w:r>
+      <w:proofErr w:type="spellEnd"/>
+      <w:r>
+        <w:t xml:space="preserve"> 1.0 organized by JIS University.</w:t>
+      </w:r>
     </w:p>
     <w:p>
       <w:pPr>
@@ -1302,6 +1279,7 @@
         <w:rPr>
           <w:b/>
         </w:rPr>
+        <w:lastRenderedPageBreak/>
         <w:t>Skills &amp; Interests</w:t>
       </w:r>
     </w:p>
@@ -1433,7 +1411,15 @@
         <w:ind w:left="840" w:hanging="361"/>
       </w:pPr>
       <w:r>
-        <w:t>CompTIA SecurityX (formerly CASP+) Certified</w:t>
+        <w:t xml:space="preserve">CompTIA </w:t>
+      </w:r>
+      <w:proofErr w:type="spellStart"/>
+      <w:r>
+        <w:t>SecurityX</w:t>
+      </w:r>
+      <w:proofErr w:type="spellEnd"/>
+      <w:r>
+        <w:t xml:space="preserve"> (formerly CASP+) Certified</w:t>
       </w:r>
     </w:p>
     <w:p>
@@ -1451,7 +1437,15 @@
         <w:ind w:left="840" w:hanging="361"/>
       </w:pPr>
       <w:r>
-        <w:t>CompTIA CySA+ Certified</w:t>
+        <w:t xml:space="preserve">CompTIA </w:t>
+      </w:r>
+      <w:proofErr w:type="spellStart"/>
+      <w:r>
+        <w:t>CySA</w:t>
+      </w:r>
+      <w:proofErr w:type="spellEnd"/>
+      <w:r>
+        <w:t>+ Certified</w:t>
       </w:r>
     </w:p>
     <w:p>
@@ -1652,7 +1646,21 @@
         <w:rPr>
           <w:lang w:val="en-US"/>
         </w:rPr>
-        <w:t xml:space="preserve">Mitra, A., Haroon, H., Shah, A. R., Rasooli, M. E., Nikolaev, B. I. D., &amp; Ballı, T. (2026). /dev/SDB: Software Defined Boot--A novel standard for diskless booting anywhere and everywhere. arXiv preprint </w:t>
+        <w:t xml:space="preserve">Mitra, A., Haroon, H., Shah, A. R., Rasooli, M. E., Nikolaev, B. I. D., &amp; </w:t>
+      </w:r>
+      <w:proofErr w:type="spellStart"/>
+      <w:r>
+        <w:rPr>
+          <w:lang w:val="en-US"/>
+        </w:rPr>
+        <w:t>Ballı</w:t>
+      </w:r>
+      <w:proofErr w:type="spellEnd"/>
+      <w:r>
+        <w:rPr>
+          <w:lang w:val="en-US"/>
+        </w:rPr>
+        <w:t xml:space="preserve">, T. (2026). /dev/SDB: Software Defined Boot--A novel standard for diskless booting anywhere and everywhere. arXiv preprint </w:t>
       </w:r>
       <w:hyperlink r:id="rId31" w:history="1">
         <w:r>
@@ -1669,6 +1677,25 @@
         </w:rPr>
         <w:t xml:space="preserve"> </w:t>
       </w:r>
+      <w:r>
+        <w:rPr>
+          <w:lang w:val="en-US"/>
+        </w:rPr>
+        <w:t>[Accepted and Presented at 23</w:t>
+      </w:r>
+      <w:r>
+        <w:rPr>
+          <w:vertAlign w:val="superscript"/>
+          <w:lang w:val="en-US"/>
+        </w:rPr>
+        <w:t>rd</w:t>
+      </w:r>
+      <w:r>
+        <w:rPr>
+          <w:lang w:val="en-US"/>
+        </w:rPr>
+        <w:t xml:space="preserve"> IEEE CIIT Conference]</w:t>
+      </w:r>
     </w:p>
     <w:p>
       <w:pPr>
@@ -1690,6 +1717,28 @@
           <w:t>https://doi.org/10.48550/ARXIV.2512.21663</w:t>
         </w:r>
       </w:hyperlink>
+      <w:r>
+        <w:t xml:space="preserve"> </w:t>
+      </w:r>
+      <w:r>
+        <w:rPr>
+          <w:lang w:val="en-US"/>
+        </w:rPr>
+        <w:t>[Accepted and Presented at 23</w:t>
+      </w:r>
+      <w:r>
+        <w:rPr>
+          <w:vertAlign w:val="superscript"/>
+          <w:lang w:val="en-US"/>
+        </w:rPr>
+        <w:t>rd</w:t>
+      </w:r>
+      <w:r>
+        <w:rPr>
+          <w:lang w:val="en-US"/>
+        </w:rPr>
+        <w:t xml:space="preserve"> IEEE CIIT Conference]</w:t>
+      </w:r>
     </w:p>
     <w:p>
       <w:pPr>
@@ -1913,7 +1962,15 @@
         <w:ind w:left="840" w:hanging="361"/>
       </w:pPr>
       <w:r>
-        <w:t>Ghosh, A., Mitra, A., Chakkaravarathy, S. S., Priya, V. D., Anitha, S., &amp; Babu, R. T. S. (2024, July). Saila: Human Interface Device (HID) Injection Protection with Smart Phone based Passwordless Security. In 2024 IEEE 44th International Conference on Distributed Computing Systems Workshops (ICDCSW) (pp. 122-127). IEEE.</w:t>
+        <w:t xml:space="preserve">Ghosh, A., Mitra, A., </w:t>
+      </w:r>
+      <w:proofErr w:type="spellStart"/>
+      <w:r>
+        <w:t>Chakkaravarathy</w:t>
+      </w:r>
+      <w:proofErr w:type="spellEnd"/>
+      <w:r>
+        <w:t>, S. S., Priya, V. D., Anitha, S., &amp; Babu, R. T. S. (2024, July). Saila: Human Interface Device (HID) Injection Protection with Smart Phone based Passwordless Security. In 2024 IEEE 44th International Conference on Distributed Computing Systems Workshops (ICDCSW) (pp. 122-127). IEEE.</w:t>
       </w:r>
       <w:r>
         <w:t xml:space="preserve"> </w:t>

--- a/resume.docx
+++ b/resume.docx
@@ -98,8 +98,20 @@
           <w:color w:val="0563C1"/>
           <w:u w:val="single"/>
         </w:rPr>
-      </w:pPr>
-      <w:hyperlink r:id="rId8" w:history="1">
+        <w:sectPr>
+          <w:headerReference w:type="even" r:id="rId8"/>
+          <w:headerReference w:type="default" r:id="rId9"/>
+          <w:footerReference w:type="even" r:id="rId10"/>
+          <w:footerReference w:type="default" r:id="rId11"/>
+          <w:headerReference w:type="first" r:id="rId12"/>
+          <w:footerReference w:type="first" r:id="rId13"/>
+          <w:type w:val="continuous"/>
+          <w:pgSz w:w="12240" w:h="15840"/>
+          <w:pgMar w:top="1280" w:right="600" w:bottom="280" w:left="600" w:header="1093" w:footer="720" w:gutter="0"/>
+          <w:cols w:space="720"/>
+        </w:sectPr>
+      </w:pPr>
+      <w:hyperlink r:id="rId14" w:history="1">
         <w:r>
           <w:rPr>
             <w:rStyle w:val="Hyperlink"/>
@@ -110,7 +122,7 @@
       <w:r>
         <w:t xml:space="preserve"> •</w:t>
       </w:r>
-      <w:hyperlink r:id="rId9" w:history="1">
+      <w:hyperlink r:id="rId15" w:history="1">
         <w:r>
           <w:rPr>
             <w:rStyle w:val="Hyperlink"/>
@@ -124,7 +136,7 @@
       <w:r>
         <w:t xml:space="preserve">• </w:t>
       </w:r>
-      <w:hyperlink r:id="rId10" w:history="1">
+      <w:hyperlink r:id="rId16" w:history="1">
         <w:r>
           <w:rPr>
             <w:rStyle w:val="Hyperlink"/>
@@ -138,7 +150,7 @@
       <w:r>
         <w:t xml:space="preserve">• </w:t>
       </w:r>
-      <w:hyperlink r:id="rId11" w:history="1">
+      <w:hyperlink r:id="rId17" w:history="1">
         <w:r>
           <w:rPr>
             <w:rStyle w:val="Hyperlink"/>
@@ -152,7 +164,7 @@
       <w:r>
         <w:t xml:space="preserve">• </w:t>
       </w:r>
-      <w:hyperlink r:id="rId12" w:history="1">
+      <w:hyperlink r:id="rId18" w:history="1">
         <w:r>
           <w:rPr>
             <w:rStyle w:val="Hyperlink"/>
@@ -163,37 +175,9 @@
     </w:p>
     <w:p>
       <w:pPr>
-        <w:sectPr>
-          <w:headerReference w:type="even" r:id="rId13"/>
-          <w:headerReference w:type="default" r:id="rId14"/>
-          <w:footerReference w:type="even" r:id="rId15"/>
-          <w:footerReference w:type="default" r:id="rId16"/>
-          <w:headerReference w:type="first" r:id="rId17"/>
-          <w:footerReference w:type="first" r:id="rId18"/>
-          <w:type w:val="continuous"/>
-          <w:pgSz w:w="12240" w:h="15840"/>
-          <w:pgMar w:top="1280" w:right="600" w:bottom="280" w:left="600" w:header="1093" w:footer="720" w:gutter="0"/>
-          <w:cols w:space="720"/>
-        </w:sectPr>
-      </w:pPr>
-    </w:p>
-    <w:p>
-      <w:pPr>
         <w:pStyle w:val="Heading1"/>
         <w:ind w:right="-1202"/>
       </w:pPr>
-    </w:p>
-    <w:p>
-      <w:pPr>
-        <w:pStyle w:val="Heading1"/>
-        <w:ind w:right="-1202"/>
-      </w:pPr>
-      <w:r>
-        <w:t>Researcher</w:t>
-      </w:r>
-      <w:r>
-        <w:br w:type="column"/>
-      </w:r>
     </w:p>
     <w:p>
       <w:pPr>
@@ -226,6 +210,86 @@
           <w:tab w:val="left" w:pos="8789"/>
         </w:tabs>
         <w:spacing w:before="11" w:line="251" w:lineRule="exact"/>
+        <w:rPr>
+          <w:b/>
+        </w:rPr>
+      </w:pPr>
+      <w:r>
+        <w:rPr>
+          <w:b/>
+        </w:rPr>
+        <w:t>Intern</w:t>
+      </w:r>
+    </w:p>
+    <w:p>
+      <w:pPr>
+        <w:tabs>
+          <w:tab w:val="left" w:pos="8789"/>
+        </w:tabs>
+        <w:spacing w:before="11" w:line="251" w:lineRule="exact"/>
+        <w:rPr>
+          <w:bCs/>
+        </w:rPr>
+      </w:pPr>
+      <w:r>
+        <w:rPr>
+          <w:b/>
+        </w:rPr>
+        <w:t>Nitrokey GmbH</w:t>
+      </w:r>
+      <w:r>
+        <w:rPr>
+          <w:bCs/>
+        </w:rPr>
+        <w:tab/>
+        <w:t>June 2026 – Present</w:t>
+      </w:r>
+    </w:p>
+    <w:p>
+      <w:pPr>
+        <w:pStyle w:val="ListParagraph"/>
+        <w:numPr>
+          <w:ilvl w:val="0"/>
+          <w:numId w:val="3"/>
+        </w:numPr>
+        <w:tabs>
+          <w:tab w:val="left" w:pos="8789"/>
+        </w:tabs>
+        <w:spacing w:before="11" w:line="251" w:lineRule="exact"/>
+        <w:rPr>
+          <w:bCs/>
+        </w:rPr>
+      </w:pPr>
+      <w:r>
+        <w:rPr>
+          <w:bCs/>
+        </w:rPr>
+        <w:t>Development of software tools to manage Nitrokey and hardware security keys.</w:t>
+      </w:r>
+    </w:p>
+    <w:p>
+      <w:pPr>
+        <w:tabs>
+          <w:tab w:val="left" w:pos="8789"/>
+        </w:tabs>
+        <w:spacing w:before="11" w:line="251" w:lineRule="exact"/>
+        <w:rPr>
+          <w:b/>
+        </w:rPr>
+      </w:pPr>
+      <w:r>
+        <w:rPr>
+          <w:b/>
+        </w:rPr>
+        <w:t>Researcher</w:t>
+      </w:r>
+    </w:p>
+    <w:p>
+      <w:pPr>
+        <w:tabs>
+          <w:tab w:val="left" w:pos="8789"/>
+        </w:tabs>
+        <w:spacing w:before="11" w:line="251" w:lineRule="exact"/>
       </w:pPr>
       <w:r>
         <w:rPr>
@@ -1054,14 +1118,6 @@
     <w:p>
       <w:pPr>
         <w:ind w:left="3951" w:firstLine="869"/>
-        <w:rPr>
-          <w:b/>
-        </w:rPr>
-      </w:pPr>
-    </w:p>
-    <w:p>
-      <w:pPr>
-        <w:ind w:left="3951" w:firstLine="869"/>
       </w:pPr>
       <w:r>
         <w:rPr>
@@ -1248,7 +1304,11 @@
         <w:t>various hackathons like</w:t>
       </w:r>
       <w:r>
-        <w:t xml:space="preserve"> Status Code 1 Hackathon organized by IIIT Kalyani in collaboration with IISER Kolkata</w:t>
+        <w:t xml:space="preserve"> Status Code 1 Hackathon organized by IIIT Kalyani in </w:t>
+      </w:r>
+      <w:r>
+        <w:lastRenderedPageBreak/>
+        <w:t>collaboration with IISER Kolkata</w:t>
       </w:r>
       <w:r>
         <w:t>,</w:t>
@@ -1259,13 +1319,8 @@
       <w:r>
         <w:t xml:space="preserve">, </w:t>
       </w:r>
-      <w:proofErr w:type="spellStart"/>
-      <w:r>
-        <w:t>HexaFalls</w:t>
-      </w:r>
-      <w:proofErr w:type="spellEnd"/>
-      <w:r>
-        <w:t xml:space="preserve"> 1.0 organized by JIS University.</w:t>
+      <w:r>
+        <w:t>HexaFalls 1.0 organized by JIS University.</w:t>
       </w:r>
     </w:p>
     <w:p>
@@ -1279,7 +1334,6 @@
         <w:rPr>
           <w:b/>
         </w:rPr>
-        <w:lastRenderedPageBreak/>
         <w:t>Skills &amp; Interests</w:t>
       </w:r>
     </w:p>
@@ -1349,13 +1403,6 @@
         <w:spacing w:before="1"/>
         <w:jc w:val="center"/>
       </w:pPr>
-    </w:p>
-    <w:p>
-      <w:pPr>
-        <w:pStyle w:val="Heading1"/>
-        <w:spacing w:before="1"/>
-        <w:jc w:val="center"/>
-      </w:pPr>
       <w:r>
         <w:t>Certifications</w:t>
       </w:r>
@@ -1411,15 +1458,7 @@
         <w:ind w:left="840" w:hanging="361"/>
       </w:pPr>
       <w:r>
-        <w:t xml:space="preserve">CompTIA </w:t>
-      </w:r>
-      <w:proofErr w:type="spellStart"/>
-      <w:r>
-        <w:t>SecurityX</w:t>
-      </w:r>
-      <w:proofErr w:type="spellEnd"/>
-      <w:r>
-        <w:t xml:space="preserve"> (formerly CASP+) Certified</w:t>
+        <w:t>CompTIA SecurityX (formerly CASP+) Certified</w:t>
       </w:r>
     </w:p>
     <w:p>
@@ -1437,15 +1476,7 @@
         <w:ind w:left="840" w:hanging="361"/>
       </w:pPr>
       <w:r>
-        <w:t xml:space="preserve">CompTIA </w:t>
-      </w:r>
-      <w:proofErr w:type="spellStart"/>
-      <w:r>
-        <w:t>CySA</w:t>
-      </w:r>
-      <w:proofErr w:type="spellEnd"/>
-      <w:r>
-        <w:t>+ Certified</w:t>
+        <w:t>CompTIA CySA+ Certified</w:t>
       </w:r>
     </w:p>
     <w:p>
@@ -1622,13 +1653,6 @@
         <w:spacing w:before="1"/>
         <w:jc w:val="center"/>
       </w:pPr>
-    </w:p>
-    <w:p>
-      <w:pPr>
-        <w:pStyle w:val="Heading1"/>
-        <w:spacing w:before="1"/>
-        <w:jc w:val="center"/>
-      </w:pPr>
       <w:r>
         <w:t>Publications</w:t>
       </w:r>
@@ -1643,26 +1667,36 @@
         <w:spacing w:before="0" w:beforeAutospacing="0"/>
       </w:pPr>
       <w:r>
+        <w:t xml:space="preserve">Mitra, A., Tasnim, Q. F., &amp; Trpcheska, H. M. (2026). SFDS: Selective File Disclosure System. arXiv. </w:t>
+      </w:r>
+      <w:hyperlink r:id="rId31" w:history="1">
+        <w:r>
+          <w:rPr>
+            <w:rStyle w:val="Hyperlink"/>
+          </w:rPr>
+          <w:t>https://doi.org/10.48550/ARXIV.2607.09370</w:t>
+        </w:r>
+      </w:hyperlink>
+      <w:r>
+        <w:t xml:space="preserve"> </w:t>
+      </w:r>
+    </w:p>
+    <w:p>
+      <w:pPr>
+        <w:pStyle w:val="NormalWeb"/>
+        <w:numPr>
+          <w:ilvl w:val="0"/>
+          <w:numId w:val="1"/>
+        </w:numPr>
+        <w:spacing w:before="0" w:beforeAutospacing="0"/>
+      </w:pPr>
+      <w:r>
         <w:rPr>
           <w:lang w:val="en-US"/>
         </w:rPr>
-        <w:t xml:space="preserve">Mitra, A., Haroon, H., Shah, A. R., Rasooli, M. E., Nikolaev, B. I. D., &amp; </w:t>
-      </w:r>
-      <w:proofErr w:type="spellStart"/>
-      <w:r>
-        <w:rPr>
-          <w:lang w:val="en-US"/>
-        </w:rPr>
-        <w:t>Ballı</w:t>
-      </w:r>
-      <w:proofErr w:type="spellEnd"/>
-      <w:r>
-        <w:rPr>
-          <w:lang w:val="en-US"/>
-        </w:rPr>
-        <w:t xml:space="preserve">, T. (2026). /dev/SDB: Software Defined Boot--A novel standard for diskless booting anywhere and everywhere. arXiv preprint </w:t>
-      </w:r>
-      <w:hyperlink r:id="rId31" w:history="1">
+        <w:t xml:space="preserve">Mitra, A., Haroon, H., Shah, A. R., Rasooli, M. E., Nikolaev, B. I. D., &amp; Ballı, T. (2026). /dev/SDB: Software Defined Boot--A novel standard for diskless booting anywhere and everywhere. arXiv preprint </w:t>
+      </w:r>
+      <w:hyperlink r:id="rId32" w:history="1">
         <w:r>
           <w:rPr>
             <w:rStyle w:val="Hyperlink"/>
@@ -1709,7 +1743,7 @@
       <w:r>
         <w:t xml:space="preserve">Mitra, A., &amp; Sethuraman, S. C. (2025). Verifiable Passkey: The Decentralized Authentication Standard (Version 1). arXiv. </w:t>
       </w:r>
-      <w:hyperlink r:id="rId32" w:history="1">
+      <w:hyperlink r:id="rId33" w:history="1">
         <w:r>
           <w:rPr>
             <w:rStyle w:val="Hyperlink"/>
@@ -1752,7 +1786,7 @@
       <w:r>
         <w:t xml:space="preserve">Mitra, A., &amp; Sethuraman, S. C. (2025). The Qey: Implementation and performance study of post quantum cryptography in FIDO2 (Version 1). arXiv. </w:t>
       </w:r>
-      <w:hyperlink r:id="rId33" w:history="1">
+      <w:hyperlink r:id="rId34" w:history="1">
         <w:r>
           <w:rPr>
             <w:rStyle w:val="Hyperlink"/>
@@ -1791,7 +1825,7 @@
         </w:rPr>
         <w:t xml:space="preserve"> </w:t>
       </w:r>
-      <w:hyperlink r:id="rId34" w:history="1">
+      <w:hyperlink r:id="rId35" w:history="1">
         <w:r>
           <w:rPr>
             <w:rStyle w:val="Hyperlink"/>
@@ -1822,7 +1856,7 @@
         </w:rPr>
         <w:t xml:space="preserve">Mitra, A., Ghosh, A., Sethuraman, S. C., &amp; S, D. P. V. (2024). Colaboot: A Cloud-based Diskless PC Booting Mechanism (Version 1). arXiv. </w:t>
       </w:r>
-      <w:hyperlink r:id="rId35" w:history="1">
+      <w:hyperlink r:id="rId36" w:history="1">
         <w:r>
           <w:rPr>
             <w:rStyle w:val="Hyperlink"/>
@@ -1858,7 +1892,7 @@
       <w:r>
         <w:t xml:space="preserve"> </w:t>
       </w:r>
-      <w:hyperlink r:id="rId36" w:history="1">
+      <w:hyperlink r:id="rId37" w:history="1">
         <w:r>
           <w:rPr>
             <w:rStyle w:val="Hyperlink"/>
@@ -1903,7 +1937,7 @@
       <w:r>
         <w:t xml:space="preserve"> </w:t>
       </w:r>
-      <w:hyperlink r:id="rId37" w:history="1">
+      <w:hyperlink r:id="rId38" w:history="1">
         <w:r>
           <w:rPr>
             <w:rStyle w:val="Hyperlink"/>
@@ -1935,7 +1969,7 @@
       <w:r>
         <w:t xml:space="preserve"> </w:t>
       </w:r>
-      <w:hyperlink r:id="rId38" w:history="1">
+      <w:hyperlink r:id="rId39" w:history="1">
         <w:r>
           <w:rPr>
             <w:rStyle w:val="Hyperlink"/>
@@ -1962,20 +1996,12 @@
         <w:ind w:left="840" w:hanging="361"/>
       </w:pPr>
       <w:r>
-        <w:t xml:space="preserve">Ghosh, A., Mitra, A., </w:t>
-      </w:r>
-      <w:proofErr w:type="spellStart"/>
-      <w:r>
-        <w:t>Chakkaravarathy</w:t>
-      </w:r>
-      <w:proofErr w:type="spellEnd"/>
-      <w:r>
-        <w:t>, S. S., Priya, V. D., Anitha, S., &amp; Babu, R. T. S. (2024, July). Saila: Human Interface Device (HID) Injection Protection with Smart Phone based Passwordless Security. In 2024 IEEE 44th International Conference on Distributed Computing Systems Workshops (ICDCSW) (pp. 122-127). IEEE.</w:t>
+        <w:t>Ghosh, A., Mitra, A., Chakkaravarathy, S. S., Priya, V. D., Anitha, S., &amp; Babu, R. T. S. (2024, July). Saila: Human Interface Device (HID) Injection Protection with Smart Phone based Passwordless Security. In 2024 IEEE 44th International Conference on Distributed Computing Systems Workshops (ICDCSW) (pp. 122-127). IEEE.</w:t>
       </w:r>
       <w:r>
         <w:t xml:space="preserve"> </w:t>
       </w:r>
-      <w:hyperlink r:id="rId39" w:history="1">
+      <w:hyperlink r:id="rId40" w:history="1">
         <w:r>
           <w:rPr>
             <w:rStyle w:val="Hyperlink"/>
@@ -2002,9 +2028,13 @@
         <w:ind w:left="840" w:hanging="361"/>
       </w:pPr>
       <w:r>
-        <w:t xml:space="preserve">Cherukuri, A. K., Shaw, R., Ghosh, A., Mitra, A., Chakkaravarthy, S., &amp; Kamalov, F. (2024). Conceptual design and implementation of FIDO2 compatible smart medical card for healthcare information system. International Journal of Critical Computer-Based Systems, 11(1/2). </w:t>
-      </w:r>
-      <w:hyperlink r:id="rId40" w:history="1">
+        <w:t xml:space="preserve">Cherukuri, A. K., Shaw, R., Ghosh, A., Mitra, A., Chakkaravarthy, S., &amp; Kamalov, F. (2024). Conceptual design </w:t>
+      </w:r>
+      <w:r>
+        <w:lastRenderedPageBreak/>
+        <w:t xml:space="preserve">and implementation of FIDO2 compatible smart medical card for healthcare information system. International Journal of Critical Computer-Based Systems, 11(1/2). </w:t>
+      </w:r>
+      <w:hyperlink r:id="rId41" w:history="1">
         <w:r>
           <w:rPr>
             <w:rStyle w:val="Hyperlink"/>
@@ -2031,13 +2061,9 @@
         <w:ind w:left="840" w:hanging="361"/>
       </w:pPr>
       <w:r>
-        <w:t xml:space="preserve">Ghosh, A., Mitra, A., Saha, A., Sethuraman, S. C., &amp; Subramanian, A. (2024). MERP: Metaverse Extended Reality </w:t>
-      </w:r>
-      <w:r>
-        <w:lastRenderedPageBreak/>
-        <w:t xml:space="preserve">Portal (Version 1). arXiv. </w:t>
-      </w:r>
-      <w:hyperlink r:id="rId41" w:history="1">
+        <w:t xml:space="preserve">Ghosh, A., Mitra, A., Saha, A., Sethuraman, S. C., &amp; Subramanian, A. (2024). MERP: Metaverse Extended Reality Portal (Version 1). arXiv. </w:t>
+      </w:r>
+      <w:hyperlink r:id="rId42" w:history="1">
         <w:r>
           <w:rPr>
             <w:rStyle w:val="Hyperlink"/>
@@ -2063,7 +2089,7 @@
       <w:r>
         <w:t xml:space="preserve">Ujjwal Reddy, K.S., Sibi Chakkaravarthy, S., Gopinath, M., Mitra, A. (2023). A Study on Android Malware Detection Using Machine Learning Algorithms. In: Nandan Mohanty, S., Garcia Diaz, V., Satish Kumar, G.A.E. (eds) Intelligent Systems and Machine Learning. ICISML 2022. Lecture Notes of the Institute for Computer Sciences, Social Informatics and Telecommunications Engineering, vol 470. Springer, Cham. </w:t>
       </w:r>
-      <w:hyperlink r:id="rId42" w:history="1">
+      <w:hyperlink r:id="rId43" w:history="1">
         <w:r>
           <w:rPr>
             <w:rStyle w:val="Hyperlink"/>
@@ -2098,7 +2124,7 @@
       <w:r>
         <w:t xml:space="preserve">MetaSecure: A Passwordless Authentication for the Metaverse. arXiv. </w:t>
       </w:r>
-      <w:hyperlink r:id="rId43" w:history="1">
+      <w:hyperlink r:id="rId44" w:history="1">
         <w:r>
           <w:rPr>
             <w:rStyle w:val="Hyperlink"/>
@@ -2127,7 +2153,7 @@
       <w:r>
         <w:t xml:space="preserve">S. C. Sethuraman, A. Mitra, G. Galada, A. Ghosh, and S. Anitha, "Metakey: A Novel and Seamless Passwordless Multifactor Authentication for Metaverse," 2022 IEEE International Symposium on Smart Electronic Systems (iSES), Warangal, India, 2022, pp. 662-664, doi: 10.1109/iSES54909.2022.00148. </w:t>
       </w:r>
-      <w:hyperlink r:id="rId44" w:history="1">
+      <w:hyperlink r:id="rId45" w:history="1">
         <w:r>
           <w:rPr>
             <w:rStyle w:val="Hyperlink"/>
@@ -2156,7 +2182,7 @@
       <w:r>
         <w:t xml:space="preserve">S. C. Sethuraman, A. Mitra, K. -C. Li, A. Ghosh, M. Gopinath, and N. Sukhija, "Loki: A Physical Security Key Compatible IoT Based Lock for Protecting Physical Assets," in IEEE Access, 2022, doi: 10.1109/ACCESS.2022.3216665. </w:t>
       </w:r>
-      <w:hyperlink r:id="rId45" w:history="1">
+      <w:hyperlink r:id="rId46" w:history="1">
         <w:r>
           <w:rPr>
             <w:rStyle w:val="Hyperlink"/>
@@ -2185,7 +2211,7 @@
       <w:r>
         <w:t xml:space="preserve">Mitra, A., S, K., Chakkaravarthy, S., Cruz, M. V., Rajan, G. P., &amp; Ganesh, S. S. (2022). A Potable Water Location Tagging System for Victims of Natural Calamities. In Environmental Challenges (p. 100617). Elsevier BV. </w:t>
       </w:r>
-      <w:hyperlink r:id="rId46" w:history="1">
+      <w:hyperlink r:id="rId47" w:history="1">
         <w:r>
           <w:rPr>
             <w:rStyle w:val="Hyperlink"/>
@@ -2203,13 +2229,6 @@
         <w:spacing w:before="1"/>
         <w:jc w:val="center"/>
       </w:pPr>
-    </w:p>
-    <w:p>
-      <w:pPr>
-        <w:pStyle w:val="Heading1"/>
-        <w:spacing w:before="1"/>
-        <w:jc w:val="center"/>
-      </w:pPr>
       <w:r>
         <w:t xml:space="preserve">Best </w:t>
       </w:r>
@@ -2324,7 +2343,7 @@
         <w:spacing w:line="264" w:lineRule="exact"/>
         <w:ind w:left="840" w:hanging="361"/>
       </w:pPr>
-      <w:hyperlink r:id="rId47" w:history="1">
+      <w:hyperlink r:id="rId48" w:history="1">
         <w:r>
           <w:rPr>
             <w:rStyle w:val="Hyperlink"/>
@@ -2408,7 +2427,10 @@
         <w:ind w:left="840" w:hanging="361"/>
       </w:pPr>
       <w:r>
-        <w:t>Developed on a Raspberry Pi, tested on most major RPs including Google Accounts/</w:t>
+        <w:t>Developed on a Raspberry Pi, tested on most major RPs including Google Accounts</w:t>
+      </w:r>
+      <w:r>
+        <w:t>.</w:t>
       </w:r>
     </w:p>
     <w:p>
@@ -2425,7 +2447,7 @@
         <w:spacing w:line="264" w:lineRule="exact"/>
         <w:ind w:left="840" w:hanging="361"/>
       </w:pPr>
-      <w:hyperlink r:id="rId48" w:history="1">
+      <w:hyperlink r:id="rId49" w:history="1">
         <w:r>
           <w:rPr>
             <w:rStyle w:val="Hyperlink"/>
@@ -2562,7 +2584,7 @@
         <w:spacing w:line="264" w:lineRule="exact"/>
         <w:ind w:left="840" w:hanging="361"/>
       </w:pPr>
-      <w:hyperlink r:id="rId49" w:history="1">
+      <w:hyperlink r:id="rId50" w:history="1">
         <w:r>
           <w:rPr>
             <w:rStyle w:val="Hyperlink"/>
@@ -2595,21 +2617,6 @@
           <w:b/>
         </w:rPr>
         <w:t xml:space="preserve"> </w:t>
-      </w:r>
-      <w:hyperlink r:id="rId50" w:history="1">
-        <w:r>
-          <w:rPr>
-            <w:rStyle w:val="Hyperlink"/>
-            <w:b/>
-          </w:rPr>
-          <w:t>Certificate</w:t>
-        </w:r>
-      </w:hyperlink>
-      <w:r>
-        <w:rPr>
-          <w:b/>
-        </w:rPr>
-        <w:t xml:space="preserve">, INEX 2022 – Silver Award </w:t>
       </w:r>
       <w:hyperlink r:id="rId51" w:history="1">
         <w:r>
@@ -2624,119 +2631,7 @@
         <w:rPr>
           <w:b/>
         </w:rPr>
-        <w:t xml:space="preserve"> </w:t>
-      </w:r>
-    </w:p>
-    <w:p>
-      <w:pPr>
-        <w:tabs>
-          <w:tab w:val="left" w:pos="8931"/>
-        </w:tabs>
-        <w:spacing w:before="11"/>
-        <w:rPr>
-          <w:b/>
-        </w:rPr>
-      </w:pPr>
-      <w:r>
-        <w:rPr>
-          <w:b/>
-        </w:rPr>
-        <w:t>MAuthN</w:t>
-      </w:r>
-    </w:p>
-    <w:p>
-      <w:pPr>
-        <w:pStyle w:val="ListParagraph"/>
-        <w:numPr>
-          <w:ilvl w:val="0"/>
-          <w:numId w:val="1"/>
-        </w:numPr>
-        <w:tabs>
-          <w:tab w:val="left" w:pos="840"/>
-          <w:tab w:val="left" w:pos="841"/>
-        </w:tabs>
-        <w:spacing w:line="264" w:lineRule="exact"/>
-        <w:ind w:left="840" w:hanging="361"/>
-      </w:pPr>
-      <w:r>
-        <w:t>Implemented passwordless authentication for low end devices and remote servers.</w:t>
-      </w:r>
-    </w:p>
-    <w:p>
-      <w:pPr>
-        <w:pStyle w:val="ListParagraph"/>
-        <w:numPr>
-          <w:ilvl w:val="0"/>
-          <w:numId w:val="1"/>
-        </w:numPr>
-        <w:tabs>
-          <w:tab w:val="left" w:pos="840"/>
-          <w:tab w:val="left" w:pos="841"/>
-        </w:tabs>
-        <w:spacing w:line="264" w:lineRule="exact"/>
-        <w:ind w:left="840" w:hanging="361"/>
-      </w:pPr>
-      <w:r>
-        <w:t>Evaluated</w:t>
-      </w:r>
-      <w:r>
-        <w:t xml:space="preserve"> with NodeMCU with very less computing power.</w:t>
-      </w:r>
-    </w:p>
-    <w:p>
-      <w:pPr>
-        <w:pStyle w:val="ListParagraph"/>
-        <w:numPr>
-          <w:ilvl w:val="0"/>
-          <w:numId w:val="1"/>
-        </w:numPr>
-        <w:tabs>
-          <w:tab w:val="left" w:pos="840"/>
-          <w:tab w:val="left" w:pos="841"/>
-        </w:tabs>
-        <w:spacing w:line="264" w:lineRule="exact"/>
-        <w:ind w:left="840" w:hanging="361"/>
-      </w:pPr>
-      <w:r>
-        <w:t>Related Skills: Flask, FIDO2, Python, Backend, Cloud computing, Linux, IoT</w:t>
-      </w:r>
-    </w:p>
-    <w:p>
-      <w:pPr>
-        <w:tabs>
-          <w:tab w:val="left" w:pos="8931"/>
-        </w:tabs>
-        <w:spacing w:before="11"/>
-      </w:pPr>
-      <w:r>
-        <w:rPr>
-          <w:b/>
-        </w:rPr>
-        <w:t>Smart India Hackathon</w:t>
-      </w:r>
-      <w:r>
-        <w:rPr>
-          <w:b/>
-        </w:rPr>
-        <w:t>, 2022</w:t>
-      </w:r>
-      <w:r>
-        <w:rPr>
-          <w:b/>
-        </w:rPr>
-        <w:t xml:space="preserve"> – </w:t>
-      </w:r>
-      <w:r>
-        <w:rPr>
-          <w:b/>
-        </w:rPr>
-        <w:t>Winner</w:t>
-      </w:r>
-      <w:r>
-        <w:rPr>
-          <w:b/>
-        </w:rPr>
-        <w:t xml:space="preserve"> </w:t>
+        <w:t xml:space="preserve">, INEX 2022 – Silver Award </w:t>
       </w:r>
       <w:hyperlink r:id="rId52" w:history="1">
         <w:r>
@@ -2756,23 +2651,19 @@
     </w:p>
     <w:p>
       <w:pPr>
-        <w:pStyle w:val="BodyText"/>
-        <w:tabs>
-          <w:tab w:val="left" w:pos="8364"/>
-        </w:tabs>
-        <w:spacing w:line="251" w:lineRule="exact"/>
-      </w:pPr>
-      <w:r>
-        <w:rPr>
-          <w:b/>
-        </w:rPr>
-        <w:t>MediaRF – Transmission of multimedia files securely over police radios</w:t>
-      </w:r>
-      <w:r>
-        <w:rPr>
-          <w:b/>
-        </w:rPr>
-        <w:tab/>
+        <w:tabs>
+          <w:tab w:val="left" w:pos="8931"/>
+        </w:tabs>
+        <w:spacing w:before="11"/>
+        <w:rPr>
+          <w:b/>
+        </w:rPr>
+      </w:pPr>
+      <w:r>
+        <w:rPr>
+          <w:b/>
+        </w:rPr>
+        <w:t>MAuthN</w:t>
       </w:r>
     </w:p>
     <w:p>
@@ -2790,116 +2681,86 @@
         <w:ind w:left="840" w:hanging="361"/>
       </w:pPr>
       <w:r>
-        <w:t>Encoding files to be transmitted over walkie-talkies / any audio communication device.</w:t>
-      </w:r>
-    </w:p>
-    <w:p>
-      <w:pPr>
-        <w:pStyle w:val="ListParagraph"/>
-        <w:numPr>
-          <w:ilvl w:val="0"/>
-          <w:numId w:val="1"/>
-        </w:numPr>
-        <w:tabs>
-          <w:tab w:val="left" w:pos="840"/>
-          <w:tab w:val="left" w:pos="841"/>
-        </w:tabs>
-        <w:spacing w:line="249" w:lineRule="auto"/>
-        <w:ind w:left="840" w:right="1064"/>
-      </w:pPr>
-      <w:r>
-        <w:t>Implemented robust compression algorithms for multimedia files</w:t>
-      </w:r>
-      <w:r>
-        <w:t xml:space="preserve">, </w:t>
-      </w:r>
-      <w:r>
-        <w:t xml:space="preserve">encryption of the files and </w:t>
-      </w:r>
-      <w:r>
-        <w:t>encoding using various PSK, FSK and QAM algorithms.</w:t>
-      </w:r>
-    </w:p>
-    <w:p>
-      <w:pPr>
-        <w:pStyle w:val="ListParagraph"/>
-        <w:numPr>
-          <w:ilvl w:val="0"/>
-          <w:numId w:val="1"/>
-        </w:numPr>
-        <w:tabs>
-          <w:tab w:val="left" w:pos="840"/>
-          <w:tab w:val="left" w:pos="841"/>
-        </w:tabs>
-        <w:spacing w:line="249" w:lineRule="auto"/>
-        <w:ind w:left="840" w:right="1064"/>
-      </w:pPr>
-      <w:r>
-        <w:t xml:space="preserve">Related Skills: </w:t>
-      </w:r>
-      <w:r>
-        <w:t>Cryptography</w:t>
-      </w:r>
-      <w:r>
-        <w:t xml:space="preserve">, Python, </w:t>
-      </w:r>
-      <w:r>
-        <w:t>Modulation-demodulation</w:t>
-      </w:r>
-      <w:r>
-        <w:t xml:space="preserve">, </w:t>
-      </w:r>
-      <w:r>
-        <w:t>file compression</w:t>
-      </w:r>
-    </w:p>
-    <w:p>
-      <w:pPr>
-        <w:pStyle w:val="ListParagraph"/>
-        <w:numPr>
-          <w:ilvl w:val="0"/>
-          <w:numId w:val="1"/>
-        </w:numPr>
-        <w:tabs>
-          <w:tab w:val="left" w:pos="840"/>
-          <w:tab w:val="left" w:pos="841"/>
-        </w:tabs>
-        <w:spacing w:line="249" w:lineRule="auto"/>
-        <w:ind w:left="840" w:right="1064"/>
-      </w:pPr>
+        <w:t>Implemented passwordless authentication for low end devices and remote servers.</w:t>
+      </w:r>
+    </w:p>
+    <w:p>
+      <w:pPr>
+        <w:pStyle w:val="ListParagraph"/>
+        <w:numPr>
+          <w:ilvl w:val="0"/>
+          <w:numId w:val="1"/>
+        </w:numPr>
+        <w:tabs>
+          <w:tab w:val="left" w:pos="840"/>
+          <w:tab w:val="left" w:pos="841"/>
+        </w:tabs>
+        <w:spacing w:line="264" w:lineRule="exact"/>
+        <w:ind w:left="840" w:hanging="361"/>
+      </w:pPr>
+      <w:r>
+        <w:t>Evaluated</w:t>
+      </w:r>
+      <w:r>
+        <w:t xml:space="preserve"> with NodeMCU with very less computing power.</w:t>
+      </w:r>
+    </w:p>
+    <w:p>
+      <w:pPr>
+        <w:pStyle w:val="ListParagraph"/>
+        <w:numPr>
+          <w:ilvl w:val="0"/>
+          <w:numId w:val="1"/>
+        </w:numPr>
+        <w:tabs>
+          <w:tab w:val="left" w:pos="840"/>
+          <w:tab w:val="left" w:pos="841"/>
+        </w:tabs>
+        <w:spacing w:line="264" w:lineRule="exact"/>
+        <w:ind w:left="840" w:hanging="361"/>
+      </w:pPr>
+      <w:r>
+        <w:t>Related Skills: Flask, FIDO2, Python, Backend, Cloud computing, Linux, IoT</w:t>
+      </w:r>
+    </w:p>
+    <w:p>
+      <w:pPr>
+        <w:tabs>
+          <w:tab w:val="left" w:pos="8931"/>
+        </w:tabs>
+        <w:spacing w:before="11"/>
+      </w:pPr>
+      <w:r>
+        <w:rPr>
+          <w:b/>
+        </w:rPr>
+        <w:t>Smart India Hackathon</w:t>
+      </w:r>
+      <w:r>
+        <w:rPr>
+          <w:b/>
+        </w:rPr>
+        <w:t>, 2022</w:t>
+      </w:r>
+      <w:r>
+        <w:rPr>
+          <w:b/>
+        </w:rPr>
+        <w:t xml:space="preserve"> – </w:t>
+      </w:r>
+      <w:r>
+        <w:rPr>
+          <w:b/>
+        </w:rPr>
+        <w:t>Winner</w:t>
+      </w:r>
+      <w:r>
+        <w:rPr>
+          <w:b/>
+        </w:rPr>
+        <w:t xml:space="preserve"> </w:t>
+      </w:r>
       <w:hyperlink r:id="rId53" w:history="1">
-        <w:r>
-          <w:rPr>
-            <w:rStyle w:val="Hyperlink"/>
-          </w:rPr>
-          <w:t>https://adityamitra5102.github.io/blog/transmission.html</w:t>
-        </w:r>
-      </w:hyperlink>
-      <w:r>
-        <w:t xml:space="preserve"> </w:t>
-      </w:r>
-    </w:p>
-    <w:p>
-      <w:pPr>
-        <w:tabs>
-          <w:tab w:val="left" w:pos="8931"/>
-        </w:tabs>
-        <w:spacing w:before="11"/>
-      </w:pPr>
-      <w:r>
-        <w:rPr>
-          <w:b/>
-        </w:rPr>
-        <w:lastRenderedPageBreak/>
-        <w:t>ION&lt;athon&gt; 1.0 – Top 10 finalists</w:t>
-      </w:r>
-      <w:r>
-        <w:rPr>
-          <w:b/>
-        </w:rPr>
-        <w:t xml:space="preserve"> </w:t>
-      </w:r>
-      <w:hyperlink r:id="rId54" w:history="1">
         <w:r>
           <w:rPr>
             <w:rStyle w:val="Hyperlink"/>
@@ -2927,7 +2788,7 @@
         <w:rPr>
           <w:b/>
         </w:rPr>
-        <w:t>PP2PP – Painless Peer to Peer Payments</w:t>
+        <w:t>MediaRF – Transmission of multimedia files securely over police radios</w:t>
       </w:r>
       <w:r>
         <w:rPr>
@@ -2951,10 +2812,7 @@
         <w:ind w:left="840" w:hanging="361"/>
       </w:pPr>
       <w:r>
-        <w:t>Secure payments gateway</w:t>
-      </w:r>
-      <w:r>
-        <w:t>, incorporating additional features like nearby payments and advanced security standards.</w:t>
+        <w:t>Encoding files to be transmitted over walkie-talkies / any audio communication device.</w:t>
       </w:r>
     </w:p>
     <w:p>
@@ -2972,7 +2830,16 @@
         <w:ind w:left="840" w:right="1064"/>
       </w:pPr>
       <w:r>
-        <w:t>Leveraged physical security, along with best cloud security practices for security.</w:t>
+        <w:t>Implemented robust compression algorithms for multimedia files</w:t>
+      </w:r>
+      <w:r>
+        <w:t xml:space="preserve">, </w:t>
+      </w:r>
+      <w:r>
+        <w:t xml:space="preserve">encryption of the files and </w:t>
+      </w:r>
+      <w:r>
+        <w:t>encoding using various PSK, FSK and QAM algorithms.</w:t>
       </w:r>
     </w:p>
     <w:p>
@@ -2990,7 +2857,23 @@
         <w:ind w:left="840" w:right="1064"/>
       </w:pPr>
       <w:r>
-        <w:t>Related Skills: Azure, Python, FIDO2 Specifications, Web development</w:t>
+        <w:lastRenderedPageBreak/>
+        <w:t xml:space="preserve">Related Skills: </w:t>
+      </w:r>
+      <w:r>
+        <w:t>Cryptography</w:t>
+      </w:r>
+      <w:r>
+        <w:t xml:space="preserve">, Python, </w:t>
+      </w:r>
+      <w:r>
+        <w:t>Modulation-demodulation</w:t>
+      </w:r>
+      <w:r>
+        <w:t xml:space="preserve">, </w:t>
+      </w:r>
+      <w:r>
+        <w:t>file compression</w:t>
       </w:r>
     </w:p>
     <w:p>
@@ -3007,12 +2890,12 @@
         <w:spacing w:line="249" w:lineRule="auto"/>
         <w:ind w:left="840" w:right="1064"/>
       </w:pPr>
-      <w:hyperlink r:id="rId55" w:history="1">
+      <w:hyperlink r:id="rId54" w:history="1">
         <w:r>
           <w:rPr>
             <w:rStyle w:val="Hyperlink"/>
           </w:rPr>
-          <w:t>https://adityamitra5102.github.io/blog/pp2pp.html</w:t>
+          <w:t>https://adityamitra5102.github.io/blog/transmission.html</w:t>
         </w:r>
       </w:hyperlink>
       <w:r>
@@ -3025,47 +2908,12 @@
           <w:tab w:val="left" w:pos="8931"/>
         </w:tabs>
         <w:spacing w:before="11"/>
-        <w:rPr>
-          <w:b/>
-        </w:rPr>
-      </w:pPr>
-    </w:p>
-    <w:p>
-      <w:pPr>
-        <w:tabs>
-          <w:tab w:val="left" w:pos="8931"/>
-        </w:tabs>
-        <w:spacing w:before="11"/>
-      </w:pPr>
-      <w:r>
-        <w:rPr>
-          <w:b/>
-        </w:rPr>
-        <w:t>Microsoft Imagine Cup</w:t>
-      </w:r>
-      <w:r>
-        <w:rPr>
-          <w:b/>
-        </w:rPr>
-        <w:t>, 2022</w:t>
-      </w:r>
-      <w:r>
-        <w:rPr>
-          <w:b/>
-        </w:rPr>
-        <w:t xml:space="preserve"> – India </w:t>
-      </w:r>
-      <w:r>
-        <w:rPr>
-          <w:b/>
-        </w:rPr>
-        <w:t>Runner</w:t>
-      </w:r>
-      <w:r>
-        <w:rPr>
-          <w:b/>
-        </w:rPr>
-        <w:t>-up</w:t>
+      </w:pPr>
+      <w:r>
+        <w:rPr>
+          <w:b/>
+        </w:rPr>
+        <w:t>ION&lt;athon&gt; 1.0 – Top 10 finalists</w:t>
       </w:r>
       <w:r>
         <w:rPr>
@@ -3073,7 +2921,7 @@
         </w:rPr>
         <w:t xml:space="preserve"> </w:t>
       </w:r>
-      <w:hyperlink r:id="rId56" w:history="1">
+      <w:hyperlink r:id="rId55" w:history="1">
         <w:r>
           <w:rPr>
             <w:rStyle w:val="Hyperlink"/>
@@ -3101,7 +2949,7 @@
         <w:rPr>
           <w:b/>
         </w:rPr>
-        <w:t>Reverse Proxy</w:t>
+        <w:t>PP2PP – Painless Peer to Peer Payments</w:t>
       </w:r>
       <w:r>
         <w:rPr>
@@ -3125,10 +2973,10 @@
         <w:ind w:left="840" w:hanging="361"/>
       </w:pPr>
       <w:r>
-        <w:t>Seamless student attendance platform</w:t>
-      </w:r>
-      <w:r>
-        <w:t>, eliminating malpractices like Proxy attendance.</w:t>
+        <w:t>Secure payments gateway</w:t>
+      </w:r>
+      <w:r>
+        <w:t>, incorporating additional features like nearby payments and advanced security standards.</w:t>
       </w:r>
     </w:p>
     <w:p>
@@ -3146,7 +2994,7 @@
         <w:ind w:left="840" w:right="1064"/>
       </w:pPr>
       <w:r>
-        <w:t>Leveraged public key cryptosystem (RSA) and device attestation with FIDO2 Specifications.</w:t>
+        <w:t>Leveraged physical security, along with best cloud security practices for security.</w:t>
       </w:r>
     </w:p>
     <w:p>
@@ -3181,7 +3029,181 @@
         <w:spacing w:line="249" w:lineRule="auto"/>
         <w:ind w:left="840" w:right="1064"/>
       </w:pPr>
+      <w:hyperlink r:id="rId56" w:history="1">
+        <w:r>
+          <w:rPr>
+            <w:rStyle w:val="Hyperlink"/>
+          </w:rPr>
+          <w:t>https://adityamitra5102.github.io/blog/pp2pp.html</w:t>
+        </w:r>
+      </w:hyperlink>
+      <w:r>
+        <w:t xml:space="preserve"> </w:t>
+      </w:r>
+    </w:p>
+    <w:p>
+      <w:pPr>
+        <w:tabs>
+          <w:tab w:val="left" w:pos="8931"/>
+        </w:tabs>
+        <w:spacing w:before="11"/>
+        <w:rPr>
+          <w:b/>
+        </w:rPr>
+      </w:pPr>
+    </w:p>
+    <w:p>
+      <w:pPr>
+        <w:tabs>
+          <w:tab w:val="left" w:pos="8931"/>
+        </w:tabs>
+        <w:spacing w:before="11"/>
+      </w:pPr>
+      <w:r>
+        <w:rPr>
+          <w:b/>
+        </w:rPr>
+        <w:t>Microsoft Imagine Cup</w:t>
+      </w:r>
+      <w:r>
+        <w:rPr>
+          <w:b/>
+        </w:rPr>
+        <w:t>, 2022</w:t>
+      </w:r>
+      <w:r>
+        <w:rPr>
+          <w:b/>
+        </w:rPr>
+        <w:t xml:space="preserve"> – India </w:t>
+      </w:r>
+      <w:r>
+        <w:rPr>
+          <w:b/>
+        </w:rPr>
+        <w:t>Runner</w:t>
+      </w:r>
+      <w:r>
+        <w:rPr>
+          <w:b/>
+        </w:rPr>
+        <w:t>-up</w:t>
+      </w:r>
+      <w:r>
+        <w:rPr>
+          <w:b/>
+        </w:rPr>
+        <w:t xml:space="preserve"> </w:t>
+      </w:r>
       <w:hyperlink r:id="rId57" w:history="1">
+        <w:r>
+          <w:rPr>
+            <w:rStyle w:val="Hyperlink"/>
+            <w:b/>
+          </w:rPr>
+          <w:t>Certificate</w:t>
+        </w:r>
+      </w:hyperlink>
+      <w:r>
+        <w:rPr>
+          <w:b/>
+        </w:rPr>
+        <w:t xml:space="preserve"> </w:t>
+      </w:r>
+    </w:p>
+    <w:p>
+      <w:pPr>
+        <w:pStyle w:val="BodyText"/>
+        <w:tabs>
+          <w:tab w:val="left" w:pos="8364"/>
+        </w:tabs>
+        <w:spacing w:line="251" w:lineRule="exact"/>
+      </w:pPr>
+      <w:r>
+        <w:rPr>
+          <w:b/>
+        </w:rPr>
+        <w:t>Reverse Proxy</w:t>
+      </w:r>
+      <w:r>
+        <w:rPr>
+          <w:b/>
+        </w:rPr>
+        <w:tab/>
+      </w:r>
+    </w:p>
+    <w:p>
+      <w:pPr>
+        <w:pStyle w:val="ListParagraph"/>
+        <w:numPr>
+          <w:ilvl w:val="0"/>
+          <w:numId w:val="1"/>
+        </w:numPr>
+        <w:tabs>
+          <w:tab w:val="left" w:pos="840"/>
+          <w:tab w:val="left" w:pos="841"/>
+        </w:tabs>
+        <w:spacing w:line="264" w:lineRule="exact"/>
+        <w:ind w:left="840" w:hanging="361"/>
+      </w:pPr>
+      <w:r>
+        <w:t>Seamless student attendance platform</w:t>
+      </w:r>
+      <w:r>
+        <w:t>, eliminating malpractices like Proxy attendance.</w:t>
+      </w:r>
+    </w:p>
+    <w:p>
+      <w:pPr>
+        <w:pStyle w:val="ListParagraph"/>
+        <w:numPr>
+          <w:ilvl w:val="0"/>
+          <w:numId w:val="1"/>
+        </w:numPr>
+        <w:tabs>
+          <w:tab w:val="left" w:pos="840"/>
+          <w:tab w:val="left" w:pos="841"/>
+        </w:tabs>
+        <w:spacing w:line="249" w:lineRule="auto"/>
+        <w:ind w:left="840" w:right="1064"/>
+      </w:pPr>
+      <w:r>
+        <w:t>Leveraged public key cryptosystem (RSA) and device attestation with FIDO2 Specifications.</w:t>
+      </w:r>
+    </w:p>
+    <w:p>
+      <w:pPr>
+        <w:pStyle w:val="ListParagraph"/>
+        <w:numPr>
+          <w:ilvl w:val="0"/>
+          <w:numId w:val="1"/>
+        </w:numPr>
+        <w:tabs>
+          <w:tab w:val="left" w:pos="840"/>
+          <w:tab w:val="left" w:pos="841"/>
+        </w:tabs>
+        <w:spacing w:line="249" w:lineRule="auto"/>
+        <w:ind w:left="840" w:right="1064"/>
+      </w:pPr>
+      <w:r>
+        <w:t>Related Skills: Azure, Python, FIDO2 Specifications, Web development</w:t>
+      </w:r>
+    </w:p>
+    <w:p>
+      <w:pPr>
+        <w:pStyle w:val="ListParagraph"/>
+        <w:numPr>
+          <w:ilvl w:val="0"/>
+          <w:numId w:val="1"/>
+        </w:numPr>
+        <w:tabs>
+          <w:tab w:val="left" w:pos="840"/>
+          <w:tab w:val="left" w:pos="841"/>
+        </w:tabs>
+        <w:spacing w:line="249" w:lineRule="auto"/>
+        <w:ind w:left="840" w:right="1064"/>
+      </w:pPr>
+      <w:hyperlink r:id="rId58" w:history="1">
         <w:r>
           <w:rPr>
             <w:rStyle w:val="Hyperlink"/>
@@ -3315,7 +3337,7 @@
         <w:spacing w:line="249" w:lineRule="auto"/>
         <w:ind w:left="840" w:right="1064"/>
       </w:pPr>
-      <w:hyperlink r:id="rId58" w:history="1">
+      <w:hyperlink r:id="rId59" w:history="1">
         <w:r>
           <w:rPr>
             <w:rStyle w:val="Hyperlink"/>
@@ -3482,7 +3504,7 @@
         <w:spacing w:line="249" w:lineRule="auto"/>
         <w:ind w:left="840" w:right="1064"/>
       </w:pPr>
-      <w:hyperlink r:id="rId59" w:history="1">
+      <w:hyperlink r:id="rId60" w:history="1">
         <w:r>
           <w:rPr>
             <w:rStyle w:val="Hyperlink"/>
@@ -3542,7 +3564,7 @@
         </w:rPr>
         <w:t xml:space="preserve"> </w:t>
       </w:r>
-      <w:hyperlink r:id="rId60" w:history="1">
+      <w:hyperlink r:id="rId61" w:history="1">
         <w:r>
           <w:rPr>
             <w:rStyle w:val="Hyperlink"/>
@@ -4566,16 +4588,16 @@
 <file path=word/numbering.xml><?xml version="1.0" encoding="utf-8"?>
 <w:numbering xmlns:wpc="http://schemas.microsoft.com/office/word/2010/wordprocessingCanvas" xmlns:cx="http://schemas.microsoft.com/office/drawing/2014/chartex" xmlns:cx1="http://schemas.microsoft.com/office/drawing/2015/9/8/chartex" xmlns:cx2="http://schemas.microsoft.com/office/drawing/2015/10/21/chartex" xmlns:cx3="http://schemas.microsoft.com/office/drawing/2016/5/9/chartex" xmlns:cx4="http://schemas.microsoft.com/office/drawing/2016/5/10/chartex" xmlns:cx5="http://schemas.microsoft.com/office/drawing/2016/5/11/chartex" xmlns:cx6="http://schemas.microsoft.com/office/drawing/2016/5/12/chartex" xmlns:cx7="http://schemas.microsoft.com/office/drawing/2016/5/13/chartex" xmlns:cx8="http://schemas.microsoft.com/office/drawing/2016/5/14/chartex" xmlns:mc="http://schemas.openxmlformats.org/markup-compatibility/2006" xmlns:aink="http://schemas.microsoft.com/office/drawing/2016/ink" xmlns:am3d="http://schemas.microsoft.com/office/drawing/2017/model3d" xmlns:o="urn:schemas-microsoft-com:office:office" xmlns:oel="http://schemas.microsoft.com/office/2019/extlst" xmlns:r="http://schemas.openxmlformats.org/officeDocument/2006/relationships" xmlns:m="http://schemas.openxmlformats.org/officeDocument/2006/math" xmlns:v="urn:schemas-microsoft-com:vml" xmlns:wp14="http://schemas.microsoft.com/office/word/2010/wordprocessingDrawing" xmlns:wp="http://schemas.openxmlformats.org/drawingml/2006/wordprocessingDrawing" xmlns:w10="urn:schemas-microsoft-com:office:word" xmlns:w="http://schemas.openxmlformats.org/wordprocessingml/2006/main" xmlns:w14="http://schemas.microsoft.com/office/word/2010/wordml" xmlns:w15="http://schemas.microsoft.com/office/word/2012/wordml" xmlns:w16cex="http://schemas.microsoft.com/office/word/2018/wordml/cex" xmlns:w16cid="http://schemas.microsoft.com/office/word/2016/wordml/cid" xmlns:w16="http://schemas.microsoft.com/office/word/2018/wordml" xmlns:w16du="http://schemas.microsoft.com/office/word/2023/wordml/word16du" xmlns:w16sdtdh="http://schemas.microsoft.com/office/word/2020/wordml/sdtdatahash" xmlns:w16sdtfl="http://schemas.microsoft.com/office/word/2024/wordml/sdtformatlock" xmlns:w16se="http://schemas.microsoft.com/office/word/2015/wordml/symex" xmlns:wpg="http://schemas.microsoft.com/office/word/2010/wordprocessingGroup" xmlns:wpi="http://schemas.microsoft.com/office/word/2010/wordprocessingInk" xmlns:wne="http://schemas.microsoft.com/office/word/2006/wordml" xmlns:wps="http://schemas.microsoft.com/office/word/2010/wordprocessingShape" mc:Ignorable="w14 w15 w16se w16cid w16 w16cex w16sdtdh w16sdtfl w16du wp14">
   <w:abstractNum w:abstractNumId="0" w15:restartNumberingAfterBreak="0">
-    <w:nsid w:val="4DFB6D62"/>
+    <w:nsid w:val="2DB37935"/>
     <w:multiLevelType w:val="hybridMultilevel"/>
-    <w:tmpl w:val="1D4C69DC"/>
+    <w:tmpl w:val="5AEA2D28"/>
     <w:lvl w:ilvl="0" w:tplc="40090001">
       <w:start w:val="1"/>
       <w:numFmt w:val="bullet"/>
       <w:lvlText w:val=""/>
       <w:lvlJc w:val="left"/>
       <w:pPr>
-        <w:ind w:left="1199" w:hanging="360"/>
+        <w:ind w:left="720" w:hanging="360"/>
       </w:pPr>
       <w:rPr>
         <w:rFonts w:ascii="Symbol" w:hAnsi="Symbol" w:hint="default"/>
@@ -4587,7 +4609,7 @@
       <w:lvlText w:val="o"/>
       <w:lvlJc w:val="left"/>
       <w:pPr>
-        <w:ind w:left="1919" w:hanging="360"/>
+        <w:ind w:left="1440" w:hanging="360"/>
       </w:pPr>
       <w:rPr>
         <w:rFonts w:ascii="Courier New" w:hAnsi="Courier New" w:cs="Courier New" w:hint="default"/>
@@ -4599,7 +4621,7 @@
       <w:lvlText w:val=""/>
       <w:lvlJc w:val="left"/>
       <w:pPr>
-        <w:ind w:left="2639" w:hanging="360"/>
+        <w:ind w:left="2160" w:hanging="360"/>
       </w:pPr>
       <w:rPr>
         <w:rFonts w:ascii="Wingdings" w:hAnsi="Wingdings" w:hint="default"/>
@@ -4611,7 +4633,7 @@
       <w:lvlText w:val=""/>
       <w:lvlJc w:val="left"/>
       <w:pPr>
-        <w:ind w:left="3359" w:hanging="360"/>
+        <w:ind w:left="2880" w:hanging="360"/>
       </w:pPr>
       <w:rPr>
         <w:rFonts w:ascii="Symbol" w:hAnsi="Symbol" w:hint="default"/>
@@ -4623,7 +4645,7 @@
       <w:lvlText w:val="o"/>
       <w:lvlJc w:val="left"/>
       <w:pPr>
-        <w:ind w:left="4079" w:hanging="360"/>
+        <w:ind w:left="3600" w:hanging="360"/>
       </w:pPr>
       <w:rPr>
         <w:rFonts w:ascii="Courier New" w:hAnsi="Courier New" w:cs="Courier New" w:hint="default"/>
@@ -4635,7 +4657,7 @@
       <w:lvlText w:val=""/>
       <w:lvlJc w:val="left"/>
       <w:pPr>
-        <w:ind w:left="4799" w:hanging="360"/>
+        <w:ind w:left="4320" w:hanging="360"/>
       </w:pPr>
       <w:rPr>
         <w:rFonts w:ascii="Wingdings" w:hAnsi="Wingdings" w:hint="default"/>
@@ -4647,7 +4669,7 @@
       <w:lvlText w:val=""/>
       <w:lvlJc w:val="left"/>
       <w:pPr>
-        <w:ind w:left="5519" w:hanging="360"/>
+        <w:ind w:left="5040" w:hanging="360"/>
       </w:pPr>
       <w:rPr>
         <w:rFonts w:ascii="Symbol" w:hAnsi="Symbol" w:hint="default"/>
@@ -4659,7 +4681,7 @@
       <w:lvlText w:val="o"/>
       <w:lvlJc w:val="left"/>
       <w:pPr>
-        <w:ind w:left="6239" w:hanging="360"/>
+        <w:ind w:left="5760" w:hanging="360"/>
       </w:pPr>
       <w:rPr>
         <w:rFonts w:ascii="Courier New" w:hAnsi="Courier New" w:cs="Courier New" w:hint="default"/>
@@ -4671,7 +4693,7 @@
       <w:lvlText w:val=""/>
       <w:lvlJc w:val="left"/>
       <w:pPr>
-        <w:ind w:left="6959" w:hanging="360"/>
+        <w:ind w:left="6480" w:hanging="360"/>
       </w:pPr>
       <w:rPr>
         <w:rFonts w:ascii="Wingdings" w:hAnsi="Wingdings" w:hint="default"/>
@@ -4679,6 +4701,119 @@
     </w:lvl>
   </w:abstractNum>
   <w:abstractNum w:abstractNumId="1" w15:restartNumberingAfterBreak="0">
+    <w:nsid w:val="4DFB6D62"/>
+    <w:multiLevelType w:val="hybridMultilevel"/>
+    <w:tmpl w:val="1D4C69DC"/>
+    <w:lvl w:ilvl="0" w:tplc="40090001">
+      <w:start w:val="1"/>
+      <w:numFmt w:val="bullet"/>
+      <w:lvlText w:val=""/>
+      <w:lvlJc w:val="left"/>
+      <w:pPr>
+        <w:ind w:left="1199" w:hanging="360"/>
+      </w:pPr>
+      <w:rPr>
+        <w:rFonts w:ascii="Symbol" w:hAnsi="Symbol" w:hint="default"/>
+      </w:rPr>
+    </w:lvl>
+    <w:lvl w:ilvl="1" w:tplc="40090003" w:tentative="1">
+      <w:start w:val="1"/>
+      <w:numFmt w:val="bullet"/>
+      <w:lvlText w:val="o"/>
+      <w:lvlJc w:val="left"/>
+      <w:pPr>
+        <w:ind w:left="1919" w:hanging="360"/>
+      </w:pPr>
+      <w:rPr>
+        <w:rFonts w:ascii="Courier New" w:hAnsi="Courier New" w:cs="Courier New" w:hint="default"/>
+      </w:rPr>
+    </w:lvl>
+    <w:lvl w:ilvl="2" w:tplc="40090005" w:tentative="1">
+      <w:start w:val="1"/>
+      <w:numFmt w:val="bullet"/>
+      <w:lvlText w:val=""/>
+      <w:lvlJc w:val="left"/>
+      <w:pPr>
+        <w:ind w:left="2639" w:hanging="360"/>
+      </w:pPr>
+      <w:rPr>
+        <w:rFonts w:ascii="Wingdings" w:hAnsi="Wingdings" w:hint="default"/>
+      </w:rPr>
+    </w:lvl>
+    <w:lvl w:ilvl="3" w:tplc="40090001" w:tentative="1">
+      <w:start w:val="1"/>
+      <w:numFmt w:val="bullet"/>
+      <w:lvlText w:val=""/>
+      <w:lvlJc w:val="left"/>
+      <w:pPr>
+        <w:ind w:left="3359" w:hanging="360"/>
+      </w:pPr>
+      <w:rPr>
+        <w:rFonts w:ascii="Symbol" w:hAnsi="Symbol" w:hint="default"/>
+      </w:rPr>
+    </w:lvl>
+    <w:lvl w:ilvl="4" w:tplc="40090003" w:tentative="1">
+      <w:start w:val="1"/>
+      <w:numFmt w:val="bullet"/>
+      <w:lvlText w:val="o"/>
+      <w:lvlJc w:val="left"/>
+      <w:pPr>
+        <w:ind w:left="4079" w:hanging="360"/>
+      </w:pPr>
+      <w:rPr>
+        <w:rFonts w:ascii="Courier New" w:hAnsi="Courier New" w:cs="Courier New" w:hint="default"/>
+      </w:rPr>
+    </w:lvl>
+    <w:lvl w:ilvl="5" w:tplc="40090005" w:tentative="1">
+      <w:start w:val="1"/>
+      <w:numFmt w:val="bullet"/>
+      <w:lvlText w:val=""/>
+      <w:lvlJc w:val="left"/>
+      <w:pPr>
+        <w:ind w:left="4799" w:hanging="360"/>
+      </w:pPr>
+      <w:rPr>
+        <w:rFonts w:ascii="Wingdings" w:hAnsi="Wingdings" w:hint="default"/>
+      </w:rPr>
+    </w:lvl>
+    <w:lvl w:ilvl="6" w:tplc="40090001" w:tentative="1">
+      <w:start w:val="1"/>
+      <w:numFmt w:val="bullet"/>
+      <w:lvlText w:val=""/>
+      <w:lvlJc w:val="left"/>
+      <w:pPr>
+        <w:ind w:left="5519" w:hanging="360"/>
+      </w:pPr>
+      <w:rPr>
+        <w:rFonts w:ascii="Symbol" w:hAnsi="Symbol" w:hint="default"/>
+      </w:rPr>
+    </w:lvl>
+    <w:lvl w:ilvl="7" w:tplc="40090003" w:tentative="1">
+      <w:start w:val="1"/>
+      <w:numFmt w:val="bullet"/>
+      <w:lvlText w:val="o"/>
+      <w:lvlJc w:val="left"/>
+      <w:pPr>
+        <w:ind w:left="6239" w:hanging="360"/>
+      </w:pPr>
+      <w:rPr>
+        <w:rFonts w:ascii="Courier New" w:hAnsi="Courier New" w:cs="Courier New" w:hint="default"/>
+      </w:rPr>
+    </w:lvl>
+    <w:lvl w:ilvl="8" w:tplc="40090005" w:tentative="1">
+      <w:start w:val="1"/>
+      <w:numFmt w:val="bullet"/>
+      <w:lvlText w:val=""/>
+      <w:lvlJc w:val="left"/>
+      <w:pPr>
+        <w:ind w:left="6959" w:hanging="360"/>
+      </w:pPr>
+      <w:rPr>
+        <w:rFonts w:ascii="Wingdings" w:hAnsi="Wingdings" w:hint="default"/>
+      </w:rPr>
+    </w:lvl>
+  </w:abstractNum>
+  <w:abstractNum w:abstractNumId="2" w15:restartNumberingAfterBreak="0">
     <w:nsid w:val="7E6B1272"/>
     <w:multiLevelType w:val="hybridMultilevel"/>
     <w:tmpl w:val="AC6E68AA"/>
@@ -4795,9 +4930,12 @@
     </w:lvl>
   </w:abstractNum>
   <w:num w:numId="1" w16cid:durableId="729424973">
+    <w:abstractNumId w:val="2"/>
+  </w:num>
+  <w:num w:numId="2" w16cid:durableId="356271427">
     <w:abstractNumId w:val="1"/>
   </w:num>
-  <w:num w:numId="2" w16cid:durableId="356271427">
+  <w:num w:numId="3" w16cid:durableId="1309358618">
     <w:abstractNumId w:val="0"/>
   </w:num>
 </w:numbering>
